--- a/content/Bios/Keith_Bailey.docx
+++ b/content/Bios/Keith_Bailey.docx
@@ -1,402 +1,8 @@
 
 <file path=word/document.xml><?xml version="1.0" encoding="utf-8"?>
-<w:document xmlns:w14="http://schemas.microsoft.com/office/word/2010/wordml" xmlns:wp14="http://schemas.microsoft.com/office/word/2010/wordprocessingDrawing" xmlns:w="http://schemas.openxmlformats.org/wordprocessingml/2006/main" xmlns:m="http://schemas.openxmlformats.org/officeDocument/2006/math" xmlns:r="http://schemas.openxmlformats.org/officeDocument/2006/relationships" xmlns:o="urn:schemas-microsoft-com:office:office" xmlns:v="urn:schemas-microsoft-com:vml" xmlns:w10="urn:schemas-microsoft-com:office:word" xmlns:a="http://schemas.openxmlformats.org/drawingml/2006/main" xmlns:pic="http://schemas.openxmlformats.org/drawingml/2006/picture" xmlns:wp="http://schemas.openxmlformats.org/drawingml/2006/wordprocessingDrawing" xmlns:mc="http://schemas.openxmlformats.org/markup-compatibility/2006" mc:Ignorable="w14 wp14">
+<w:document xmlns:ns1="http://schemas.openxmlformats.org/markup-compatibility/2006" xmlns:ns2="http://schemas.microsoft.com/office/word/2010/wordml" xmlns:ns3="http://schemas.openxmlformats.org/officeDocument/2006/relationships" xmlns:w="http://schemas.openxmlformats.org/wordprocessingml/2006/main" ns1:Ignorable="w14 wp14">
   <w:body>
-    <w:p xmlns:wp14="http://schemas.microsoft.com/office/word/2010/wordml" wp14:textId="77777777">
-      <w:pPr>
-        <w:pStyle w:val="FirstParagraph"/>
-      </w:pPr>
-      <w:r>
-        <w:rPr/>
-        <w:t>Keith Bailey is the finest umpire that CHSBUA has ever produced. He has an exceptional resume both as</w:t>
-      </w:r>
-      <w:r>
-        <w:rPr/>
-        <w:t xml:space="preserve"> </w:t>
-      </w:r>
-      <w:r>
-        <w:rPr/>
-        <w:t xml:space="preserve">a player, umpire, and administrator. He served as </w:t>
-      </w:r>
-      <w:r>
-        <w:rPr/>
-        <w:t>an</w:t>
-      </w:r>
-      <w:r>
-        <w:rPr/>
-        <w:t xml:space="preserve"> Denver Area Director and CHSBUA State President</w:t>
-      </w:r>
-      <w:r>
-        <w:rPr/>
-        <w:t xml:space="preserve"> </w:t>
-      </w:r>
-      <w:r>
-        <w:rPr/>
-        <w:t>from 1991 to 1993. He was a founding member of the Colorado Collegiate Umpire Association, authored</w:t>
-      </w:r>
-      <w:r>
-        <w:rPr/>
-        <w:t xml:space="preserve"> </w:t>
-      </w:r>
-      <w:r>
-        <w:rPr/>
-        <w:t>the first CHSBUA umpire instructional handbook which became the blueprint for the Mile-High</w:t>
-      </w:r>
-      <w:r>
-        <w:rPr/>
-        <w:t xml:space="preserve"> </w:t>
-      </w:r>
-      <w:r>
-        <w:rPr/>
-        <w:t>Advanced Umpire Clinic, helped draft the initial proposal (accepted by the CHSBUA Executive</w:t>
-      </w:r>
-      <w:r>
-        <w:rPr/>
-        <w:t xml:space="preserve"> </w:t>
-      </w:r>
-      <w:r>
-        <w:rPr/>
-        <w:t>Committee) for the Umpire Training, Evaluation, and Promotion (UTEP), and was a highly sought-after</w:t>
-      </w:r>
-      <w:r>
-        <w:rPr/>
-        <w:t xml:space="preserve"> </w:t>
-      </w:r>
-      <w:r>
-        <w:rPr/>
-        <w:t>speaker and clinician at many CHSBUA Master Clinics.</w:t>
-      </w:r>
-      <w:r>
-        <w:rPr/>
-        <w:t xml:space="preserve"> </w:t>
-      </w:r>
-      <w:r>
-        <w:rPr/>
-        <w:t>As a ballplayer, few Colorado baseball players can compare. After a stellar prep career for Hinkley High</w:t>
-      </w:r>
-      <w:r>
-        <w:rPr/>
-        <w:t xml:space="preserve"> </w:t>
-      </w:r>
-      <w:r>
-        <w:rPr/>
-        <w:t xml:space="preserve">School under the </w:t>
-      </w:r>
-      <w:r>
-        <w:rPr/>
-        <w:t>legendry</w:t>
-      </w:r>
-      <w:r>
-        <w:rPr/>
-        <w:t xml:space="preserve"> John </w:t>
-      </w:r>
-      <w:r>
-        <w:rPr/>
-        <w:t>DiSiato</w:t>
-      </w:r>
-      <w:r>
-        <w:rPr/>
-        <w:t>, Keith enrolled at The University of Northern Colorado and</w:t>
-      </w:r>
-      <w:r>
-        <w:rPr/>
-        <w:t xml:space="preserve"> </w:t>
-      </w:r>
-      <w:r>
-        <w:rPr/>
-        <w:t>pitched Tom Petroff’s Bears into the NCAA College World Series. He played professionally for the San</w:t>
-      </w:r>
-      <w:r>
-        <w:rPr/>
-        <w:t xml:space="preserve"> </w:t>
-      </w:r>
-      <w:r>
-        <w:rPr/>
-        <w:t>Francisco Giants and served as a professional scout for Chicago Cubs. As an administrator, Keith served</w:t>
-      </w:r>
-      <w:r>
-        <w:rPr/>
-        <w:t xml:space="preserve"> </w:t>
-      </w:r>
-      <w:r>
-        <w:rPr/>
-        <w:t>as the umpire coordinator for both the United States Air Force Academy and The University of Northern</w:t>
-      </w:r>
-      <w:r>
-        <w:rPr/>
-        <w:t xml:space="preserve"> </w:t>
-      </w:r>
-      <w:r>
-        <w:rPr/>
-        <w:t>Colorado. He also coordinated umpire assignments for the Cherry Creek Diamond Club for many years.</w:t>
-      </w:r>
-      <w:r>
-        <w:rPr/>
-        <w:t xml:space="preserve"> </w:t>
-      </w:r>
-      <w:r>
-        <w:rPr/>
-        <w:t xml:space="preserve">Keith has been a distinguished CHSBUA representative in </w:t>
-      </w:r>
-      <w:r>
-        <w:rPr/>
-        <w:t>nearly every</w:t>
-      </w:r>
-      <w:r>
-        <w:rPr/>
-        <w:t xml:space="preserve"> high school tournament there is.</w:t>
-      </w:r>
-      <w:r>
-        <w:rPr/>
-        <w:t xml:space="preserve"> </w:t>
-      </w:r>
-      <w:r>
-        <w:rPr/>
-        <w:t xml:space="preserve">He </w:t>
-      </w:r>
-      <w:r>
-        <w:rPr/>
-        <w:t>worked</w:t>
-      </w:r>
-      <w:r>
-        <w:rPr/>
-        <w:t xml:space="preserve"> CHSBUA post-season for nine years including three state championship games. He was</w:t>
-      </w:r>
-      <w:r>
-        <w:rPr/>
-        <w:t xml:space="preserve"> </w:t>
-      </w:r>
-      <w:r>
-        <w:rPr/>
-        <w:t>tabbed by the American Baseball Congress (AABC) for many post-sea-son assignments including The</w:t>
-      </w:r>
-      <w:r>
-        <w:rPr/>
-        <w:t xml:space="preserve"> </w:t>
-      </w:r>
-      <w:r>
-        <w:rPr/>
-        <w:t>Connie Mack Colorado State Championships, High Plains Regionals, and five straight appearances at The</w:t>
-      </w:r>
-      <w:r>
-        <w:rPr/>
-        <w:t xml:space="preserve"> </w:t>
-      </w:r>
-      <w:r>
-        <w:rPr/>
-        <w:t>Connie Mack World Series in Farmington, New Mexico. He also was tabbed for post-season duties at the</w:t>
-      </w:r>
-      <w:r>
-        <w:rPr/>
-        <w:t xml:space="preserve"> </w:t>
-      </w:r>
-      <w:r>
-        <w:rPr/>
-        <w:t xml:space="preserve">next level of competition and </w:t>
-      </w:r>
-      <w:r>
-        <w:rPr/>
-        <w:t>worked</w:t>
-      </w:r>
-      <w:r>
-        <w:rPr/>
-        <w:t xml:space="preserve"> Colorado Stan Musial post-season games for seven years</w:t>
-      </w:r>
-      <w:r>
-        <w:rPr/>
-        <w:t xml:space="preserve"> </w:t>
-      </w:r>
-      <w:r>
-        <w:rPr/>
-        <w:t>culminating in his appointment to the Stan Musial World Series in Battle Creek, Michigan. He was named</w:t>
-      </w:r>
-      <w:r>
-        <w:rPr/>
-        <w:t xml:space="preserve"> </w:t>
-      </w:r>
-      <w:r>
-        <w:rPr/>
-        <w:t>the AABC National Umpire of the Year in 1994.</w:t>
-      </w:r>
-      <w:r>
-        <w:rPr/>
-        <w:t xml:space="preserve"> </w:t>
-      </w:r>
-      <w:r>
-        <w:rPr/>
-        <w:t xml:space="preserve">At the collegiate level, Keith has no </w:t>
-      </w:r>
-      <w:r>
-        <w:rPr/>
-        <w:t>peer</w:t>
-      </w:r>
-      <w:r>
-        <w:rPr/>
-        <w:t xml:space="preserve"> in the state. Again, his curriculum vitae is second to none. He</w:t>
-      </w:r>
-      <w:r>
-        <w:rPr/>
-        <w:t xml:space="preserve"> </w:t>
-      </w:r>
-      <w:r>
-        <w:rPr/>
-        <w:t xml:space="preserve">has </w:t>
-      </w:r>
-      <w:r>
-        <w:rPr/>
-        <w:t>worked</w:t>
-      </w:r>
-      <w:r>
-        <w:rPr/>
-        <w:t xml:space="preserve"> top collegiate conferences including the Western Athletic Conference, The Mountain West</w:t>
-      </w:r>
-      <w:r>
-        <w:rPr/>
-        <w:t xml:space="preserve"> </w:t>
-      </w:r>
-      <w:r>
-        <w:rPr/>
-        <w:t>Conference, The Big XII Conference, The Pacific 10, and the Rocky Mountain Athletic Conference. Keith</w:t>
-      </w:r>
-      <w:r>
-        <w:rPr/>
-        <w:t xml:space="preserve"> </w:t>
-      </w:r>
-      <w:r>
-        <w:rPr/>
-        <w:t xml:space="preserve">was selected to </w:t>
-      </w:r>
-      <w:r>
-        <w:rPr/>
-        <w:t>work</w:t>
-      </w:r>
-      <w:r>
-        <w:rPr/>
-        <w:t xml:space="preserve"> the National JUCO World Series, The WAC championships (1997). The MWC</w:t>
-      </w:r>
-      <w:r>
-        <w:rPr/>
-        <w:t xml:space="preserve"> </w:t>
-      </w:r>
-      <w:r>
-        <w:rPr/>
-        <w:t>championships (2002-2011), and 11 straight NCAA Division 1 Regional Tournaments.</w:t>
-      </w:r>
-      <w:r>
-        <w:rPr/>
-        <w:t xml:space="preserve"> </w:t>
-      </w:r>
-      <w:r>
-        <w:rPr/>
-        <w:t>Keith’s international experience includes Team USA vs. Japan (Mile High Stadium 1984), the USA</w:t>
-      </w:r>
-      <w:r>
-        <w:rPr/>
-        <w:t xml:space="preserve"> </w:t>
-      </w:r>
-      <w:r>
-        <w:rPr/>
-        <w:t>Olympic Baseball Festival (1995), and Team USA v. Cuba in front of a record-setting 66,000 fans (Mile</w:t>
-      </w:r>
-      <w:r>
-        <w:rPr/>
-        <w:t xml:space="preserve"> </w:t>
-      </w:r>
-      <w:r>
-        <w:rPr/>
-        <w:t xml:space="preserve">High Stadium 1990). Keith was also tabbed by professional </w:t>
-      </w:r>
-      <w:r>
-        <w:rPr/>
-        <w:t>baseball</w:t>
-      </w:r>
-      <w:r>
-        <w:rPr/>
-        <w:t xml:space="preserve"> having worked as </w:t>
-      </w:r>
-      <w:r>
-        <w:rPr/>
-        <w:t>a AAA</w:t>
-      </w:r>
-      <w:r>
-        <w:rPr/>
-        <w:t xml:space="preserve"> alternate</w:t>
-      </w:r>
-      <w:r>
-        <w:rPr/>
-        <w:t xml:space="preserve"> </w:t>
-      </w:r>
-      <w:r>
-        <w:rPr/>
-        <w:t>for 13 years and the Colorado Rockies v. Colorado Springs Sky Sox (1996).</w:t>
-      </w:r>
-      <w:r>
-        <w:rPr/>
-        <w:t xml:space="preserve"> </w:t>
-      </w:r>
-      <w:r>
-        <w:rPr/>
-        <w:t>Besides Keith’s Hall of Fame honor tonight, he was also named to the UNC Athletics Hall of Fame in</w:t>
-      </w:r>
-      <w:r>
-        <w:rPr/>
-        <w:t xml:space="preserve"> </w:t>
-      </w:r>
-      <w:r>
-        <w:rPr/>
-        <w:t>1974. He is currently the City of Aurora Parks and Recreation Supervisor for Youth Development. He is</w:t>
-      </w:r>
-      <w:r>
-        <w:rPr/>
-        <w:t xml:space="preserve"> </w:t>
-      </w:r>
-      <w:r>
-        <w:rPr/>
-        <w:t xml:space="preserve">married to Marlis (37 years), has two grown children, Jeff and Korri (John </w:t>
-      </w:r>
-      <w:r>
-        <w:rPr/>
-        <w:t>Treaes</w:t>
-      </w:r>
-      <w:r>
-        <w:rPr/>
-        <w:t>), twin grandsons Josh</w:t>
-      </w:r>
-      <w:r>
-        <w:rPr/>
-        <w:t xml:space="preserve"> </w:t>
-      </w:r>
-      <w:r>
-        <w:rPr/>
-        <w:t>and Matt and granddaughter Abby</w:t>
-      </w:r>
-    </w:p>
-    <w:p w14:noSpellErr="1">
-      <w:pPr>
-        <w:pStyle w:val="BodyText"/>
-      </w:pPr>
-    </w:p>
-    <w:p>
-      <w:pPr>
-        <w:pStyle w:val="Heading2"/>
-        <w:spacing w:before="261" w:beforeAutospacing="off" w:after="261" w:afterAutospacing="off" w:line="300" w:lineRule="auto"/>
-      </w:pPr>
-      <w:r>
-        <w:rPr>
-          <w:rFonts w:ascii="Segoe UI" w:hAnsi="Segoe UI" w:eastAsia="Segoe UI" w:cs="Segoe UI"/>
-          <w:b w:val="1"/>
-          <w:bCs w:val="1"/>
-          <w:i w:val="0"/>
-          <w:iCs w:val="0"/>
-          <w:noProof w:val="0"/>
-          <w:sz w:val="31"/>
-          <w:szCs w:val="31"/>
-          <w:lang w:val="en-US"/>
-        </w:rPr>
-        <w:t>Revised Biography: Keith Bailey</w:t>
-      </w:r>
-    </w:p>
-    <w:p>
+    <w:p ns2:paraId="6E12D29D" ns2:textId="76D6E983">
       <w:pPr>
         <w:spacing w:before="210" w:beforeAutospacing="off" w:after="210" w:afterAutospacing="off" w:line="300" w:lineRule="auto"/>
         <w:rPr>
@@ -425,7 +31,7 @@
         </w:rPr>
         <w:t xml:space="preserve">Keith Bailey is widely regarded as one of the finest umpires </w:t>
       </w:r>
-      <w:hyperlink r:id="R522d50343f2a4480">
+      <w:hyperlink ns3:id="R522d50343f2a4480">
         <w:r>
           <w:rPr>
             <w:rStyle w:val="Hyperlink"/>
@@ -498,7 +104,7 @@
         </w:rPr>
         <w:t xml:space="preserve">and </w:t>
       </w:r>
-      <w:hyperlink r:id="R6f0be6b2642b4783">
+      <w:hyperlink ns3:id="R6f0be6b2642b4783">
         <w:r>
           <w:rPr>
             <w:rStyle w:val="Hyperlink"/>
@@ -599,7 +205,7 @@
         </w:rPr>
         <w:t xml:space="preserve">, authored the first </w:t>
       </w:r>
-      <w:hyperlink r:id="R7bc51265528646e7">
+      <w:hyperlink ns3:id="R7bc51265528646e7">
         <w:r>
           <w:rPr>
             <w:rStyle w:val="Hyperlink"/>
@@ -728,7 +334,7 @@
         </w:rPr>
         <w:t xml:space="preserve"> </w:t>
       </w:r>
-      <w:hyperlink r:id="R18733a2264334a08">
+      <w:hyperlink ns3:id="R18733a2264334a08">
         <w:r>
           <w:rPr>
             <w:rStyle w:val="Hyperlink"/>
@@ -774,7 +380,7 @@
         <w:t>.</w:t>
       </w:r>
     </w:p>
-    <w:p>
+    <w:p ns2:paraId="03251EE2" ns2:textId="11FBA4B9">
       <w:pPr>
         <w:spacing w:before="210" w:beforeAutospacing="off" w:after="210" w:afterAutospacing="off" w:line="300" w:lineRule="auto"/>
         <w:rPr>
@@ -817,7 +423,7 @@
         </w:rPr>
         <w:t xml:space="preserve"> placed him among Colorado’s elite. After a standout prep career at </w:t>
       </w:r>
-      <w:hyperlink r:id="Rf09a3c1207334b51">
+      <w:hyperlink ns3:id="Rf09a3c1207334b51">
         <w:r>
           <w:rPr>
             <w:rStyle w:val="Hyperlink"/>
@@ -932,7 +538,7 @@
         </w:rPr>
         <w:t xml:space="preserve">he enrolled at the </w:t>
       </w:r>
-      <w:hyperlink r:id="Rc25effdfbd824332">
+      <w:hyperlink ns3:id="Rc25effdfbd824332">
         <w:r>
           <w:rPr>
             <w:rStyle w:val="Hyperlink"/>
@@ -1033,7 +639,7 @@
         </w:rPr>
         <w:t xml:space="preserve">He later played professionally for the </w:t>
       </w:r>
-      <w:hyperlink r:id="R79936b6fde4444e9">
+      <w:hyperlink ns3:id="R79936b6fde4444e9">
         <w:r>
           <w:rPr>
             <w:rStyle w:val="Hyperlink"/>
@@ -1064,7 +670,7 @@
         </w:rPr>
         <w:t xml:space="preserve"> organization and worked as a professional scout for the </w:t>
       </w:r>
-      <w:hyperlink r:id="R0ca84541ad014156">
+      <w:hyperlink ns3:id="R0ca84541ad014156">
         <w:r>
           <w:rPr>
             <w:rStyle w:val="Hyperlink"/>
@@ -1096,7 +702,7 @@
         <w:t>.</w:t>
       </w:r>
     </w:p>
-    <w:p>
+    <w:p ns2:paraId="60B71751" ns2:textId="3C8AF752">
       <w:pPr>
         <w:spacing w:before="210" w:beforeAutospacing="off" w:after="210" w:afterAutospacing="off" w:line="300" w:lineRule="auto"/>
       </w:pPr>
@@ -1114,7 +720,7 @@
         </w:rPr>
         <w:t xml:space="preserve">Keith also excelled as an administrator. He served as the umpire coordinator for both the </w:t>
       </w:r>
-      <w:hyperlink r:id="R817cdcd56cd34518">
+      <w:hyperlink ns3:id="R817cdcd56cd34518">
         <w:r>
           <w:rPr>
             <w:rStyle w:val="Hyperlink"/>
@@ -1145,7 +751,7 @@
         </w:rPr>
         <w:t xml:space="preserve"> and the </w:t>
       </w:r>
-      <w:hyperlink r:id="Red80cd3c18064209">
+      <w:hyperlink ns3:id="Red80cd3c18064209">
         <w:r>
           <w:rPr>
             <w:rStyle w:val="Hyperlink"/>
@@ -1205,7 +811,7 @@
         <w:t xml:space="preserve"> for many years.</w:t>
       </w:r>
     </w:p>
-    <w:p>
+    <w:p ns2:paraId="2C2525B8" ns2:textId="0F2C16DB">
       <w:pPr>
         <w:spacing w:before="210" w:beforeAutospacing="off" w:after="210" w:afterAutospacing="off" w:line="300" w:lineRule="auto"/>
         <w:rPr>
@@ -1234,7 +840,7 @@
         </w:rPr>
         <w:t xml:space="preserve">A respected representative of </w:t>
       </w:r>
-      <w:hyperlink r:id="Rc31974573e844b01">
+      <w:hyperlink ns3:id="Rc31974573e844b01">
         <w:r>
           <w:rPr>
             <w:rStyle w:val="Hyperlink"/>
@@ -1321,7 +927,7 @@
         </w:rPr>
         <w:t xml:space="preserve"> major high school tournament in the state. He umpired </w:t>
       </w:r>
-      <w:hyperlink r:id="R2451d66c47ab41fe">
+      <w:hyperlink ns3:id="R2451d66c47ab41fe">
         <w:r>
           <w:rPr>
             <w:rStyle w:val="Hyperlink"/>
@@ -1422,7 +1028,7 @@
         </w:rPr>
         <w:t xml:space="preserve">. He was selected by the </w:t>
       </w:r>
-      <w:hyperlink r:id="R9eb8393a4da342be">
+      <w:hyperlink ns3:id="R9eb8393a4da342be">
         <w:r>
           <w:rPr>
             <w:rStyle w:val="Hyperlink"/>
@@ -1537,7 +1143,7 @@
         </w:rPr>
         <w:t xml:space="preserve">, and five consecutive appearances at the </w:t>
       </w:r>
-      <w:hyperlink r:id="R1ef67e90dbc3445f">
+      <w:hyperlink ns3:id="R1ef67e90dbc3445f">
         <w:r>
           <w:rPr>
             <w:rStyle w:val="Hyperlink"/>
@@ -1708,7 +1314,7 @@
         </w:rPr>
         <w:t xml:space="preserve">. He was named the </w:t>
       </w:r>
-      <w:hyperlink r:id="R29fc1b69cc784155">
+      <w:hyperlink ns3:id="R29fc1b69cc784155">
         <w:r>
           <w:rPr>
             <w:rStyle w:val="Hyperlink"/>
@@ -1754,7 +1360,7 @@
         <w:t xml:space="preserve"> in 1994.</w:t>
       </w:r>
     </w:p>
-    <w:p>
+    <w:p ns2:paraId="5E2AA8E3" ns2:textId="68DA761E">
       <w:pPr>
         <w:spacing w:before="210" w:beforeAutospacing="off" w:after="210" w:afterAutospacing="off" w:line="300" w:lineRule="auto"/>
         <w:rPr>
@@ -2064,7 +1670,7 @@
         <w:t>.</w:t>
       </w:r>
     </w:p>
-    <w:p>
+    <w:p ns2:paraId="5CC5EAD1" ns2:textId="6E1D2ADA">
       <w:pPr>
         <w:spacing w:before="210" w:beforeAutospacing="off" w:after="210" w:afterAutospacing="off" w:line="300" w:lineRule="auto"/>
       </w:pPr>
@@ -2293,7 +1899,7 @@
         <w:t>me in 1996.</w:t>
       </w:r>
     </w:p>
-    <w:p>
+    <w:p ns2:paraId="3EC06B1B" ns2:textId="28E71680">
       <w:pPr>
         <w:spacing w:before="210" w:beforeAutospacing="off" w:after="210" w:afterAutospacing="off" w:line="300" w:lineRule="auto"/>
         <w:rPr>
@@ -2322,7 +1928,7 @@
         </w:rPr>
         <w:t xml:space="preserve">In addition to his Hall of Fame honor, Keith was inducted into the </w:t>
       </w:r>
-      <w:hyperlink r:id="R1fab57179f2e473a">
+      <w:hyperlink ns3:id="R1fab57179f2e473a">
         <w:r>
           <w:rPr>
             <w:rStyle w:val="Hyperlink"/>
@@ -2353,7 +1959,7 @@
         </w:rPr>
         <w:t xml:space="preserve"> in 1974. He is currently the </w:t>
       </w:r>
-      <w:hyperlink r:id="R7b78d36ac0cc4296">
+      <w:hyperlink ns3:id="R7b78d36ac0cc4296">
         <w:r>
           <w:rPr>
             <w:rStyle w:val="Hyperlink"/>
@@ -2469,7 +2075,7 @@
         <w:t>)—as well as twin grandsons, Josh and Matt, and a granddaughter, Abby.</w:t>
       </w:r>
     </w:p>
-    <w:p>
+    <w:p ns2:paraId="21FC97EA" ns2:textId="2C5DA7EB">
       <w:pPr>
         <w:pStyle w:val="BodyText"/>
       </w:pPr>
